--- a/public/resume/Naman_Manocha_GenAI_Engineer_Resume.docx
+++ b/public/resume/Naman_Manocha_GenAI_Engineer_Resume.docx
@@ -426,7 +426,7 @@
         <w:rPr>
           <w:i/>
         </w:rPr>
-        <w:t>Python, FastAPI, Next.js, Supabase/pgvector, LangGraph, Groq, OpenAI  |  ~143K LOC, 864 files, 431 commits, 167+ test suites — OpenAI Build Week</w:t>
+        <w:t>Python, FastAPI, Next.js, Supabase/pgvector, LangGraph, Groq, OpenAI  |  ~142K LOC, 864 files, 430 commits, 167+ test suites — OpenAI Build Week</w:t>
       </w:r>
       <w:r>
         <w:rPr>

--- a/public/resume/Naman_Manocha_GenAI_Engineer_Resume.docx
+++ b/public/resume/Naman_Manocha_GenAI_Engineer_Resume.docx
@@ -426,7 +426,7 @@
         <w:rPr>
           <w:i/>
         </w:rPr>
-        <w:t>Python, FastAPI, Next.js, Supabase/pgvector, LangGraph, Groq, OpenAI  |  ~142K LOC, 864 files, 430 commits, 167+ test suites — OpenAI Build Week</w:t>
+        <w:t>Python, FastAPI, Next.js, Supabase/pgvector, LangGraph, Groq, OpenAI  |  ~143K LOC, 864 files, 432 commits, 167+ test suites — OpenAI Build Week</w:t>
       </w:r>
       <w:r>
         <w:rPr>

--- a/public/resume/Naman_Manocha_GenAI_Engineer_Resume.docx
+++ b/public/resume/Naman_Manocha_GenAI_Engineer_Resume.docx
@@ -426,7 +426,7 @@
         <w:rPr>
           <w:i/>
         </w:rPr>
-        <w:t>Python, FastAPI, Next.js, Supabase/pgvector, LangGraph, Groq, OpenAI  |  ~143K LOC, 864 files, 432 commits, 167+ test suites — OpenAI Build Week</w:t>
+        <w:t>Python, FastAPI, Next.js, Supabase/pgvector, LangGraph, Groq, OpenAI  |  ~142K LOC, 864 files, 433 commits, 167+ test suites — OpenAI Build Week</w:t>
       </w:r>
       <w:r>
         <w:rPr>

--- a/public/resume/Naman_Manocha_GenAI_Engineer_Resume.docx
+++ b/public/resume/Naman_Manocha_GenAI_Engineer_Resume.docx
@@ -426,7 +426,7 @@
         <w:rPr>
           <w:i/>
         </w:rPr>
-        <w:t>Python, FastAPI, Next.js, Supabase/pgvector, LangGraph, Groq, OpenAI  |  ~142K LOC, 864 files, 433 commits, 167+ test suites — OpenAI Build Week</w:t>
+        <w:t>Python, FastAPI, Next.js, Supabase/pgvector, LangGraph, Groq, OpenAI  |  ~142K LOC, 864 files, 434 commits, 167+ test suites — OpenAI Build Week</w:t>
       </w:r>
       <w:r>
         <w:rPr>

--- a/public/resume/Naman_Manocha_GenAI_Engineer_Resume.docx
+++ b/public/resume/Naman_Manocha_GenAI_Engineer_Resume.docx
@@ -109,63 +109,7 @@
         <w:spacing w:after="100"/>
       </w:pPr>
       <w:r>
-        <w:rPr>
-          <w:rFonts w:ascii="Calibri" w:cs="Calibri" w:eastAsia="Calibri" w:hAnsi="Calibri"/>
-          <w:i w:val="false"/>
-          <w:iCs w:val="false"/>
-          <w:color w:val="1A1A1A"/>
-          <w:sz w:val="19"/>
-          <w:szCs w:val="19"/>
-        </w:rPr>
-        <w:t xml:space="preserve">GenAI engineer focused on LLM applications that stay grounded — retrieval, citation, and abstention over confident hallucination. Solo-built </w:t>
-      </w:r>
-      <w:r>
-        <w:rPr>
-          <w:rFonts w:ascii="Calibri" w:cs="Calibri" w:eastAsia="Calibri" w:hAnsi="Calibri"/>
-          <w:b/>
-          <w:bCs/>
-          <w:i w:val="false"/>
-          <w:iCs w:val="false"/>
-          <w:color w:val="1A1A1A"/>
-          <w:sz w:val="19"/>
-          <w:szCs w:val="19"/>
-        </w:rPr>
-        <w:t xml:space="preserve">FundersAI</w:t>
-      </w:r>
-      <w:r>
-        <w:rPr>
-          <w:rFonts w:ascii="Calibri" w:cs="Calibri" w:eastAsia="Calibri" w:hAnsi="Calibri"/>
-          <w:i w:val="false"/>
-          <w:iCs w:val="false"/>
-          <w:color w:val="1A1A1A"/>
-          <w:sz w:val="19"/>
-          <w:szCs w:val="19"/>
-        </w:rPr>
-        <w:t xml:space="preserve">, a citation-grounded 7-node LangGraph RAG pipeline over ~10,400 chunks with strict abstention, and </w:t>
-      </w:r>
-      <w:r>
-        <w:rPr>
-          <w:rFonts w:ascii="Calibri" w:cs="Calibri" w:eastAsia="Calibri" w:hAnsi="Calibri"/>
-          <w:b/>
-          <w:bCs/>
-          <w:i w:val="false"/>
-          <w:iCs w:val="false"/>
-          <w:color w:val="1A1A1A"/>
-          <w:sz w:val="19"/>
-          <w:szCs w:val="19"/>
-        </w:rPr>
-        <w:t xml:space="preserve">CareFlow Intelligence</w:t>
-      </w:r>
-      <w:r>
-        <w:rPr>
-          <w:rFonts w:ascii="Calibri" w:cs="Calibri" w:eastAsia="Calibri" w:hAnsi="Calibri"/>
-          <w:i w:val="false"/>
-          <w:iCs w:val="false"/>
-          <w:color w:val="1A1A1A"/>
-          <w:sz w:val="19"/>
-          <w:szCs w:val="19"/>
-        </w:rPr>
-        <w:t xml:space="preserve">, which pairs an agentic RAG system with a RAFT fine-tuning pipeline (QLoRA on Qwen2.5-7B). Currently building and shipping these independently to gain hands-on production experience. Stack: LangGraph, OpenAI/Groq, pgvector, Unsloth, prompt engineering.</w:t>
+        <w:t>GenAI engineer focused on grounded LLM applications: retrieval, citation, and abstention over confident hallucination. Solo-developed FundersAI, a citation-grounded seven-stage LangGraph RAG workflow, and CareFlow Intelligence, which pairs agentic RAG with a RAFT fine-tuning workflow. Core technologies: LangGraph, OpenAI/Groq, pgvector, Unsloth, and prompt engineering.</w:t>
       </w:r>
     </w:p>
     <w:p>
@@ -193,28 +137,7 @@
         <w:spacing w:after="40"/>
       </w:pPr>
       <w:r>
-        <w:rPr>
-          <w:rFonts w:ascii="Calibri" w:cs="Calibri" w:eastAsia="Calibri" w:hAnsi="Calibri"/>
-          <w:b/>
-          <w:bCs/>
-          <w:i w:val="false"/>
-          <w:iCs w:val="false"/>
-          <w:color w:val="1A1A1A"/>
-          <w:sz w:val="19"/>
-          <w:szCs w:val="19"/>
-        </w:rPr>
-        <w:t xml:space="preserve">LLM &amp; GenAI:</w:t>
-      </w:r>
-      <w:r>
-        <w:rPr>
-          <w:rFonts w:ascii="Calibri" w:cs="Calibri" w:eastAsia="Calibri" w:hAnsi="Calibri"/>
-          <w:i w:val="false"/>
-          <w:iCs w:val="false"/>
-          <w:color w:val="1A1A1A"/>
-          <w:sz w:val="19"/>
-          <w:szCs w:val="19"/>
-        </w:rPr>
-        <w:t xml:space="preserve"> RAG (LangGraph), Prompt Engineering (few-shot, CoT), Multi-Agent Orchestration (LangGraph, Google ADK), Hybrid Search &amp; Reranking, Vector Embeddings (pgvector, ChromaDB), LLM Abstention/Grounding, Hugging Face, Ollama, AI Observability (Langfuse)</w:t>
+        <w:t>LLM &amp; GenAI: LangGraph, Google ADK, RAG, Prompt Engineering, Hybrid Search, Reranking, pgvector, ChromaDB, Hugging Face, Ollama, Langfuse</w:t>
       </w:r>
     </w:p>
     <w:p>
@@ -222,28 +145,7 @@
         <w:spacing w:after="40"/>
       </w:pPr>
       <w:r>
-        <w:rPr>
-          <w:rFonts w:ascii="Calibri" w:cs="Calibri" w:eastAsia="Calibri" w:hAnsi="Calibri"/>
-          <w:b/>
-          <w:bCs/>
-          <w:i w:val="false"/>
-          <w:iCs w:val="false"/>
-          <w:color w:val="1A1A1A"/>
-          <w:sz w:val="19"/>
-          <w:szCs w:val="19"/>
-        </w:rPr>
-        <w:t xml:space="preserve">Model &amp; Eval:</w:t>
-      </w:r>
-      <w:r>
-        <w:rPr>
-          <w:rFonts w:ascii="Calibri" w:cs="Calibri" w:eastAsia="Calibri" w:hAnsi="Calibri"/>
-          <w:i w:val="false"/>
-          <w:iCs w:val="false"/>
-          <w:color w:val="1A1A1A"/>
-          <w:sz w:val="19"/>
-          <w:szCs w:val="19"/>
-        </w:rPr>
-        <w:t xml:space="preserve"> MLflow, scikit-learn, K-Means Clustering, Logistic Regression, PyTorch, BERT/BiDAF/DistilBERT Fine-Tuning</w:t>
+        <w:t>Model Development: MLflow, scikit-learn, K-Means Clustering, Logistic Regression, PyTorch, BERT Fine-Tuning</w:t>
       </w:r>
     </w:p>
     <w:p>
@@ -251,28 +153,7 @@
         <w:spacing w:after="40"/>
       </w:pPr>
       <w:r>
-        <w:rPr>
-          <w:rFonts w:ascii="Calibri" w:cs="Calibri" w:eastAsia="Calibri" w:hAnsi="Calibri"/>
-          <w:b/>
-          <w:bCs/>
-          <w:i w:val="false"/>
-          <w:iCs w:val="false"/>
-          <w:color w:val="1A1A1A"/>
-          <w:sz w:val="19"/>
-          <w:szCs w:val="19"/>
-        </w:rPr>
-        <w:t xml:space="preserve">Backend &amp; Infra:</w:t>
-      </w:r>
-      <w:r>
-        <w:rPr>
-          <w:rFonts w:ascii="Calibri" w:cs="Calibri" w:eastAsia="Calibri" w:hAnsi="Calibri"/>
-          <w:i w:val="false"/>
-          <w:iCs w:val="false"/>
-          <w:color w:val="1A1A1A"/>
-          <w:sz w:val="19"/>
-          <w:szCs w:val="19"/>
-        </w:rPr>
-        <w:t xml:space="preserve"> Python, FastAPI, REST APIs, SQL, PostgreSQL, Supabase, Docker, Kubernetes (K3s), GitHub Actions (CI/CD), Next.js, TypeScript</w:t>
+        <w:t>Backend &amp; Cloud: Python, FastAPI, REST APIs, SQL, PostgreSQL, Supabase, Docker, Kubernetes, GitHub Actions, Next.js, TypeScript</w:t>
       </w:r>
     </w:p>
     <w:p>
@@ -426,7 +307,7 @@
         <w:rPr>
           <w:i/>
         </w:rPr>
-        <w:t>Python, FastAPI, Next.js, Supabase/pgvector, LangGraph, Groq, OpenAI  |  ~142K LOC, 864 files, 434 commits, 167+ test suites — OpenAI Build Week</w:t>
+        <w:t>Python, FastAPI, Next.js, Supabase/pgvector, LangGraph, Groq, OpenAI  |  ~137K source LOC, 826 files, 434 commits, 167 test files — OpenAI Build Week</w:t>
       </w:r>
       <w:r>
         <w:rPr>
@@ -483,28 +364,7 @@
         <w:spacing w:after="45"/>
       </w:pPr>
       <w:r>
-        <w:rPr>
-          <w:rFonts w:ascii="Calibri" w:cs="Calibri" w:eastAsia="Calibri" w:hAnsi="Calibri"/>
-          <w:b/>
-          <w:bCs/>
-          <w:i w:val="false"/>
-          <w:iCs w:val="false"/>
-          <w:color w:val="1A1A1A"/>
-          <w:sz w:val="19"/>
-          <w:szCs w:val="19"/>
-        </w:rPr>
-        <w:t xml:space="preserve">Citation-Grounded RAG:</w:t>
-      </w:r>
-      <w:r>
-        <w:rPr>
-          <w:rFonts w:ascii="Calibri" w:cs="Calibri" w:eastAsia="Calibri" w:hAnsi="Calibri"/>
-          <w:i w:val="false"/>
-          <w:iCs w:val="false"/>
-          <w:color w:val="1A1A1A"/>
-          <w:sz w:val="19"/>
-          <w:szCs w:val="19"/>
-        </w:rPr>
-        <w:t xml:space="preserve"> built a 7-node LangGraph pipeline (retrieve → grade → synthesize/abstain, with a query-rewrite loop back into retrieval) over ~10,400 embedded document chunks (OpenAI embeddings, Supabase pgvector) with lexical reranking and strict LLM abstention — eliminating hallucinated financial claims when evidence is insufficient.</w:t>
+        <w:t>Citation-Grounded RAG: built a seven-stage LangGraph workflow with retrieval grading, a query-rewrite loop, lexical reranking, citation-aware synthesis, and strict abstention when evidence is insufficient.</w:t>
       </w:r>
     </w:p>
     <w:p>
@@ -634,28 +494,7 @@
         <w:spacing w:after="45"/>
       </w:pPr>
       <w:r>
-        <w:rPr>
-          <w:rFonts w:ascii="Calibri" w:cs="Calibri" w:eastAsia="Calibri" w:hAnsi="Calibri"/>
-          <w:b/>
-          <w:bCs/>
-          <w:i w:val="false"/>
-          <w:iCs w:val="false"/>
-          <w:color w:val="1A1A1A"/>
-          <w:sz w:val="19"/>
-          <w:szCs w:val="19"/>
-        </w:rPr>
-        <w:t xml:space="preserve">Agentic Citation-Grounded RAG:</w:t>
-      </w:r>
-      <w:r>
-        <w:rPr>
-          <w:rFonts w:ascii="Calibri" w:cs="Calibri" w:eastAsia="Calibri" w:hAnsi="Calibri"/>
-          <w:i w:val="false"/>
-          <w:iCs w:val="false"/>
-          <w:color w:val="1A1A1A"/>
-          <w:sz w:val="19"/>
-          <w:szCs w:val="19"/>
-        </w:rPr>
-        <w:t xml:space="preserve"> built a bounded-tool-loop document agent (query reformulation, mandatory citation validation against Postgres full-text indexes), backed by 4 ingestion pipelines (OpenFDA, PubMed, clinical guidelines, media) indexing 37 documents into 620 chunks.</w:t>
+        <w:t>Agentic Citation-Grounded RAG: built a bounded-tool document agent with query reformulation and mandatory citation validation against PostgreSQL full-text indexes, backed by automated OpenFDA, PubMed, guideline, and media ingestion.</w:t>
       </w:r>
     </w:p>
     <w:p>
@@ -668,28 +507,7 @@
         <w:spacing w:after="45"/>
       </w:pPr>
       <w:r>
-        <w:rPr>
-          <w:rFonts w:ascii="Calibri" w:cs="Calibri" w:eastAsia="Calibri" w:hAnsi="Calibri"/>
-          <w:b/>
-          <w:bCs/>
-          <w:i w:val="false"/>
-          <w:iCs w:val="false"/>
-          <w:color w:val="1A1A1A"/>
-          <w:sz w:val="19"/>
-          <w:szCs w:val="19"/>
-        </w:rPr>
-        <w:t xml:space="preserve">RAFT Fine-Tuning:</w:t>
-      </w:r>
-      <w:r>
-        <w:rPr>
-          <w:rFonts w:ascii="Calibri" w:cs="Calibri" w:eastAsia="Calibri" w:hAnsi="Calibri"/>
-          <w:i w:val="false"/>
-          <w:iCs w:val="false"/>
-          <w:color w:val="1A1A1A"/>
-          <w:sz w:val="19"/>
-          <w:szCs w:val="19"/>
-        </w:rPr>
-        <w:t xml:space="preserve"> generated training data with oracle evidence, hard distractors, and abstention cases; fine-tuned Qwen2.5-7B-Instruct via 4-bit QLoRA (Unsloth) — 88.5% citation precision, 92.3% recall — quantized to GGUF and served locally via Ollama.</w:t>
+        <w:t>RAFT Fine-Tuning: generated training data with reference evidence, hard distractors, and abstention cases; fine-tuned Qwen2.5-1.5B via 4-bit QLoRA (rank 16, alpha 16), then quantized it to GGUF and served it locally via Ollama.</w:t>
       </w:r>
     </w:p>
     <w:p>
@@ -735,7 +553,7 @@
         <w:spacing w:after="45"/>
       </w:pPr>
       <w:r>
-        <w:t>TalentOS (All Things Agentic Hackathon, Taskmaster Track): dual-pipeline multi-agent platform (Google ADK, LangGraph, Gemini on Vertex AI) generating tailored resumes/pitches with 91% deterministic pre-filtering before LLM calls — ~23K LOC, 131 files, 235+ test suite | Live: https://all-things-agentic--allthingsagentic-505213.asia-southeast1.hosted.app | Repo: https://github.com/Naman6019/all-things-agentic. FundersAI Reports: decoupled LangGraph microservice on a K3s/EC2 Kubernetes deployment. SQuAD QA Benchmarking: fine-tuned BERT/BiDAF/DistilBERT; published research paper. GitResume: self-built multi-agent LLM pipeline (PyPI: git-resume-agent, ~4K LOC, 26 commits) that synthesizes and adversarially verifies grounded resume bullets from git history.</w:t>
+        <w:t>TalentOS (All Things Agentic Hackathon, Taskmaster Track): dual-pipeline opportunity platform using Google ADK, LangGraph, and Gemini on Vertex AI to generate human-reviewable resumes and pitches after deterministic pre-filtering. FundersAI Reports: decoupled LangGraph report-synthesis service hosted on K3s/EC2. SQuAD QA Benchmarking: fine-tuned BERT, BiDAF, and DistilBERT; published as a research paper. GitResume: self-built evidence-backed resume CLI (PyPI: git-resume-agent, ~4K LOC, 27 commits) that validates managed claims before compiling Word/PDF output.</w:t>
       </w:r>
     </w:p>
     <w:p>

--- a/public/resume/Naman_Manocha_GenAI_Engineer_Resume.docx
+++ b/public/resume/Naman_Manocha_GenAI_Engineer_Resume.docx
@@ -553,7 +553,7 @@
         <w:spacing w:after="45"/>
       </w:pPr>
       <w:r>
-        <w:t>TalentOS (All Things Agentic Hackathon, Taskmaster Track): dual-pipeline opportunity platform using Google ADK, LangGraph, and Gemini on Vertex AI to generate human-reviewable resumes and pitches after deterministic pre-filtering. FundersAI Reports: decoupled LangGraph report-synthesis service hosted on K3s/EC2. SQuAD QA Benchmarking: fine-tuned BERT, BiDAF, and DistilBERT; published as a research paper. GitResume: self-built evidence-backed resume CLI (PyPI: git-resume-agent, ~4K LOC, 27 commits) that validates managed claims before compiling Word/PDF output.</w:t>
+        <w:t>TalentOS (All Things Agentic Hackathon, Taskmaster Track): dual-pipeline opportunity platform using Google ADK, LangGraph, and Gemini on Vertex AI to generate human-reviewable resumes and pitches after deterministic pre-filtering (89.5% of ~2,900 postings/run eliminated before any LLM call), validated by a 373-test hermetic offline suite (~11s). FundersAI Reports: decoupled LangGraph report-synthesis service hosted on K3s/EC2. SQuAD QA Benchmarking: fine-tuned BERT, BiDAF, and DistilBERT; published as a research paper. GitResume: self-built evidence-backed resume CLI (PyPI: git-resume-agent, ~4K LOC, 27 commits) that validates managed claims before compiling Word/PDF output.</w:t>
       </w:r>
     </w:p>
     <w:p>

--- a/public/resume/Naman_Manocha_GenAI_Engineer_Resume.docx
+++ b/public/resume/Naman_Manocha_GenAI_Engineer_Resume.docx
@@ -553,7 +553,7 @@
         <w:spacing w:after="45"/>
       </w:pPr>
       <w:r>
-        <w:t>TalentOS (All Things Agentic Hackathon, Taskmaster Track): dual-pipeline opportunity platform using Google ADK, LangGraph, and Gemini on Vertex AI to generate human-reviewable resumes and pitches after deterministic pre-filtering (89.5% of ~2,900 postings/run eliminated before any LLM call), validated by a 373-test hermetic offline suite (~11s). FundersAI Reports: decoupled LangGraph report-synthesis service hosted on K3s/EC2. SQuAD QA Benchmarking: fine-tuned BERT, BiDAF, and DistilBERT; published as a research paper. GitResume: self-built evidence-backed resume CLI (PyPI: git-resume-agent, ~4K LOC, 27 commits) that validates managed claims before compiling Word/PDF output.</w:t>
+        <w:t>TalentOS (All Things Agentic Hackathon, Taskmaster Track): dual-pipeline opportunity platform using Google ADK, LangGraph, and Gemini on Vertex AI to generate human-reviewable resumes and pitches after deterministic pre-filtering (89.5% of ~2,900 postings/run eliminated before any LLM call), validated by a 373-test hermetic offline suite (~11s). FundersAI Reports: decoupled LangGraph report-synthesis service hosted on K3s/EC2. SQuAD QA Benchmarking: fine-tuned BERT, BiDAF, and DistilBERT; published as a research paper. GitResume: self-built evidence-backed resume CLI (PyPI: git-resume-agent, ~4K LOC, 28 commits) that validates managed claims before compiling Word/PDF output.</w:t>
       </w:r>
     </w:p>
     <w:p>

--- a/public/resume/Naman_Manocha_GenAI_Engineer_Resume.docx
+++ b/public/resume/Naman_Manocha_GenAI_Engineer_Resume.docx
@@ -307,7 +307,7 @@
         <w:rPr>
           <w:i/>
         </w:rPr>
-        <w:t>Python, FastAPI, Next.js, Supabase/pgvector, LangGraph, Groq, OpenAI  |  ~137K source LOC, 826 files, 434 commits, 167 test files — OpenAI Build Week</w:t>
+        <w:t>Python, FastAPI, Next.js, Supabase/pgvector, LangGraph, Groq, OpenAI  |  ~137K source LOC, 827 files, 435 commits, 167 test files — OpenAI Build Week</w:t>
       </w:r>
       <w:r>
         <w:rPr>

--- a/public/resume/Naman_Manocha_GenAI_Engineer_Resume.docx
+++ b/public/resume/Naman_Manocha_GenAI_Engineer_Resume.docx
@@ -307,7 +307,7 @@
         <w:rPr>
           <w:i/>
         </w:rPr>
-        <w:t>Python, FastAPI, Next.js, Supabase/pgvector, LangGraph, Groq, OpenAI  |  ~137K source LOC, 827 files, 435 commits, 167 test files — OpenAI Build Week</w:t>
+        <w:t>Python, FastAPI, Next.js, Supabase/pgvector, LangGraph, Groq, OpenAI  |  ~137K source LOC, 827 files, 436 commits, 167 test files — OpenAI Build Week</w:t>
       </w:r>
       <w:r>
         <w:rPr>

--- a/public/resume/Naman_Manocha_GenAI_Engineer_Resume.docx
+++ b/public/resume/Naman_Manocha_GenAI_Engineer_Resume.docx
@@ -307,7 +307,7 @@
         <w:rPr>
           <w:i/>
         </w:rPr>
-        <w:t>Python, FastAPI, Next.js, Supabase/pgvector, LangGraph, Groq, OpenAI  |  ~137K source LOC, 827 files, 436 commits, 167 test files — OpenAI Build Week</w:t>
+        <w:t>Python, FastAPI, Next.js, Supabase/pgvector, LangGraph, Groq, OpenAI  |  ~138K source LOC, 835 files, 437 commits, 168 test files — OpenAI Build Week</w:t>
       </w:r>
       <w:r>
         <w:rPr>

--- a/public/resume/Naman_Manocha_GenAI_Engineer_Resume.docx
+++ b/public/resume/Naman_Manocha_GenAI_Engineer_Resume.docx
@@ -307,7 +307,7 @@
         <w:rPr>
           <w:i/>
         </w:rPr>
-        <w:t>Python, FastAPI, Next.js, Supabase/pgvector, LangGraph, Groq, OpenAI  |  ~138K source LOC, 835 files, 437 commits, 168 test files — OpenAI Build Week</w:t>
+        <w:t>Python, FastAPI, Next.js, Supabase/pgvector, LangGraph, Groq, OpenAI  |  ~141K source LOC, 841 files, 441 commits, 170 test files — OpenAI Build Week</w:t>
       </w:r>
       <w:r>
         <w:rPr>

--- a/public/resume/Naman_Manocha_GenAI_Engineer_Resume.docx
+++ b/public/resume/Naman_Manocha_GenAI_Engineer_Resume.docx
@@ -307,7 +307,7 @@
         <w:rPr>
           <w:i/>
         </w:rPr>
-        <w:t>Python, FastAPI, Next.js, Supabase/pgvector, LangGraph, Groq, OpenAI  |  ~141K source LOC, 841 files, 441 commits, 170 test files — OpenAI Build Week</w:t>
+        <w:t>Python, FastAPI, Next.js, Supabase/pgvector, LangGraph, Groq, OpenAI  |  ~143K source LOC, 856 files, 442 commits, 178 test files — OpenAI Build Week</w:t>
       </w:r>
       <w:r>
         <w:rPr>

--- a/public/resume/Naman_Manocha_GenAI_Engineer_Resume.docx
+++ b/public/resume/Naman_Manocha_GenAI_Engineer_Resume.docx
@@ -16,12 +16,12 @@
           <w:sz w:val="34"/>
           <w:szCs w:val="34"/>
         </w:rPr>
-        <w:t xml:space="preserve">NAMAN MANOCHA</w:t>
-      </w:r>
-    </w:p>
-    <w:p>
-      <w:pPr>
-        <w:spacing w:after="80"/>
+        <w:t>NAMAN MANOCHA</w:t>
+      </w:r>
+    </w:p>
+    <w:p>
+      <w:pPr>
+        <w:spacing w:after="68"/>
         <w:jc w:val="center"/>
       </w:pPr>
       <w:r>
@@ -33,12 +33,12 @@
           <w:sz w:val="19"/>
           <w:szCs w:val="19"/>
         </w:rPr>
-        <w:t xml:space="preserve">GENERATIVE AI ENGINEER  —  LLMs, RAG &amp; Prompt Engineering</w:t>
-      </w:r>
-    </w:p>
-    <w:p>
-      <w:pPr>
-        <w:spacing w:after="110"/>
+        <w:t>GENERATIVE AI ENGINEER  —  LLMs, RAG &amp; Prompt Engineering</w:t>
+      </w:r>
+    </w:p>
+    <w:p>
+      <w:pPr>
+        <w:spacing w:after="93"/>
         <w:jc w:val="center"/>
       </w:pPr>
       <w:r>
@@ -89,7 +89,7 @@
         <w:pBdr>
           <w:bottom w:val="single" w:color="1F4E5F" w:sz="6" w:space="2"/>
         </w:pBdr>
-        <w:spacing w:after="60" w:before="160"/>
+        <w:spacing w:after="51" w:before="160"/>
       </w:pPr>
       <w:r>
         <w:rPr>
@@ -101,12 +101,12 @@
           <w:sz w:val="20"/>
           <w:szCs w:val="20"/>
         </w:rPr>
-        <w:t xml:space="preserve">SUMMARY</w:t>
-      </w:r>
-    </w:p>
-    <w:p>
-      <w:pPr>
-        <w:spacing w:after="100"/>
+        <w:t>SUMMARY</w:t>
+      </w:r>
+    </w:p>
+    <w:p>
+      <w:pPr>
+        <w:spacing w:after="85"/>
       </w:pPr>
       <w:r>
         <w:t>GenAI engineer focused on grounded LLM applications: retrieval, citation, and abstention over confident hallucination. Solo-developed FundersAI, a citation-grounded seven-stage LangGraph RAG workflow, and CareFlow Intelligence, which pairs agentic RAG with a RAFT fine-tuning workflow. Core technologies: LangGraph, OpenAI/Groq, pgvector, Unsloth, and prompt engineering.</w:t>
@@ -117,7 +117,7 @@
         <w:pBdr>
           <w:bottom w:val="single" w:color="1F4E5F" w:sz="6" w:space="2"/>
         </w:pBdr>
-        <w:spacing w:after="60" w:before="160"/>
+        <w:spacing w:after="51" w:before="160"/>
       </w:pPr>
       <w:r>
         <w:rPr>
@@ -129,7 +129,7 @@
           <w:sz w:val="20"/>
           <w:szCs w:val="20"/>
         </w:rPr>
-        <w:t xml:space="preserve">TECHNICAL SKILLS</w:t>
+        <w:t>TECHNICAL SKILLS</w:t>
       </w:r>
     </w:p>
     <w:p>
@@ -161,7 +161,7 @@
         <w:pBdr>
           <w:bottom w:val="single" w:color="1F4E5F" w:sz="6" w:space="2"/>
         </w:pBdr>
-        <w:spacing w:after="60" w:before="160"/>
+        <w:spacing w:after="51" w:before="160"/>
       </w:pPr>
       <w:r>
         <w:rPr>
@@ -173,7 +173,7 @@
           <w:sz w:val="20"/>
           <w:szCs w:val="20"/>
         </w:rPr>
-        <w:t xml:space="preserve">EXPERIENCE</w:t>
+        <w:t>EXPERIENCE</w:t>
       </w:r>
     </w:p>
     <w:p>
@@ -192,10 +192,10 @@
           <w:sz w:val="20"/>
           <w:szCs w:val="20"/>
         </w:rPr>
-        <w:t xml:space="preserve">Technology Manager — PayGain Multiservices Pvt. Ltd.</w:t>
-      </w:r>
-      <w:r>
-        <w:t xml:space="preserve">	</w:t>
+        <w:t>Artificial Intelligence Intern — Internmo</w:t>
+      </w:r>
+      <w:r>
+        <w:tab/>
       </w:r>
       <w:r>
         <w:rPr>
@@ -206,12 +206,12 @@
           <w:sz w:val="19"/>
           <w:szCs w:val="19"/>
         </w:rPr>
-        <w:t xml:space="preserve">Feb 2025 – Present</w:t>
-      </w:r>
-    </w:p>
-    <w:p>
-      <w:pPr>
-        <w:spacing w:after="60"/>
+        <w:t>Sept 2026 – Present</w:t>
+      </w:r>
+    </w:p>
+    <w:p>
+      <w:pPr>
+        <w:spacing w:after="51"/>
       </w:pPr>
       <w:r>
         <w:rPr>
@@ -222,7 +222,7 @@
           <w:sz w:val="18"/>
           <w:szCs w:val="18"/>
         </w:rPr>
-        <w:t xml:space="preserve">Kolkata, India</w:t>
+        <w:t>Remote  |  Three client-style ML project briefs</w:t>
       </w:r>
     </w:p>
     <w:p>
@@ -232,7 +232,7 @@
           <w:ilvl w:val="0"/>
           <w:numId w:val="2"/>
         </w:numPr>
-        <w:spacing w:after="45"/>
+        <w:spacing w:after="40"/>
       </w:pPr>
       <w:r>
         <w:rPr>
@@ -243,7 +243,119 @@
           <w:sz w:val="19"/>
           <w:szCs w:val="19"/>
         </w:rPr>
-        <w:t xml:space="preserve">Scoping and leading development of a company-wide mobile app as sole engineer; also designed a lead-capture automation (Make) triggered on Google Form submissions, eliminating manual lead logging.</w:t>
+        <w:t>Vantara: built churn and 90-day customer-value pipeline on 1M+ retail transactions with leakage-safe features; SHAP/LIME drivers translated into plain-English retention narratives, served via FastAPI, Streamlit, and Docker.</w:t>
+      </w:r>
+    </w:p>
+    <w:p>
+      <w:pPr>
+        <w:pStyle w:val="ListParagraph"/>
+        <w:numPr>
+          <w:ilvl w:val="0"/>
+          <w:numId w:val="2"/>
+        </w:numPr>
+        <w:spacing w:after="40"/>
+      </w:pPr>
+      <w:r>
+        <w:rPr>
+          <w:rFonts w:ascii="Calibri" w:cs="Calibri" w:eastAsia="Calibri" w:hAnsi="Calibri"/>
+          <w:i w:val="false"/>
+          <w:iCs w:val="false"/>
+          <w:color w:val="1A1A1A"/>
+          <w:sz w:val="19"/>
+          <w:szCs w:val="19"/>
+        </w:rPr>
+        <w:t>Northgate: building return forecasts for 10 large-cap US stocks (4 ML and 4 deep-learning models vs. a random-walk baseline) with FinBERT news-sentiment features, testing whether sentiment improves forecasts.</w:t>
+      </w:r>
+    </w:p>
+    <w:p>
+      <w:pPr>
+        <w:pStyle w:val="ListParagraph"/>
+        <w:numPr>
+          <w:ilvl w:val="0"/>
+          <w:numId w:val="2"/>
+        </w:numPr>
+        <w:spacing w:after="40"/>
+      </w:pPr>
+      <w:r>
+        <w:rPr>
+          <w:rFonts w:ascii="Calibri" w:cs="Calibri" w:eastAsia="Calibri" w:hAnsi="Calibri"/>
+          <w:i w:val="false"/>
+          <w:iCs w:val="false"/>
+          <w:color w:val="1A1A1A"/>
+          <w:sz w:val="19"/>
+          <w:szCs w:val="19"/>
+        </w:rPr>
+        <w:t>FlowCast: building traffic, congestion, and accident-risk forecasts (30–120 min ahead) with classical ML and from-scratch LSTM/GRU models in PyTorch.</w:t>
+      </w:r>
+    </w:p>
+    <w:p>
+      <w:pPr>
+        <w:tabs>
+          <w:tab w:val="right" w:pos="9026"/>
+        </w:tabs>
+        <w:spacing w:after="20" w:before="60"/>
+      </w:pPr>
+      <w:r>
+        <w:rPr>
+          <w:rFonts w:ascii="Calibri" w:cs="Calibri" w:eastAsia="Calibri" w:hAnsi="Calibri"/>
+          <w:b/>
+          <w:bCs/>
+          <w:color w:val="1A1A1A"/>
+          <w:sz w:val="20"/>
+          <w:szCs w:val="20"/>
+        </w:rPr>
+        <w:t>Technology Manager — PayGain Multiservices Pvt. Ltd.</w:t>
+      </w:r>
+      <w:r>
+        <w:tab/>
+      </w:r>
+      <w:r>
+        <w:rPr>
+          <w:rFonts w:ascii="Calibri" w:cs="Calibri" w:eastAsia="Calibri" w:hAnsi="Calibri"/>
+          <w:i/>
+          <w:iCs/>
+          <w:color w:val="555555"/>
+          <w:sz w:val="19"/>
+          <w:szCs w:val="19"/>
+        </w:rPr>
+        <w:t>Feb 2025 – Sept 2026</w:t>
+      </w:r>
+    </w:p>
+    <w:p>
+      <w:pPr>
+        <w:spacing w:after="51"/>
+      </w:pPr>
+      <w:r>
+        <w:rPr>
+          <w:rFonts w:ascii="Calibri" w:cs="Calibri" w:eastAsia="Calibri" w:hAnsi="Calibri"/>
+          <w:i/>
+          <w:iCs/>
+          <w:color w:val="555555"/>
+          <w:sz w:val="18"/>
+          <w:szCs w:val="18"/>
+        </w:rPr>
+        <w:t>Kolkata, India</w:t>
+      </w:r>
+    </w:p>
+    <w:p>
+      <w:pPr>
+        <w:pStyle w:val="ListParagraph"/>
+        <w:numPr>
+          <w:ilvl w:val="0"/>
+          <w:numId w:val="2"/>
+        </w:numPr>
+        <w:spacing w:after="40"/>
+      </w:pPr>
+      <w:r>
+        <w:rPr>
+          <w:rFonts w:ascii="Calibri" w:cs="Calibri" w:eastAsia="Calibri" w:hAnsi="Calibri"/>
+          <w:i w:val="false"/>
+          <w:iCs w:val="false"/>
+          <w:color w:val="1A1A1A"/>
+          <w:sz w:val="19"/>
+          <w:szCs w:val="19"/>
+        </w:rPr>
+        <w:t>Scoped and designed a company-wide mobile app (design stage); also designed a lead-capture automation (Make) triggered on Google Form submissions, eliminating manual lead logging.</w:t>
       </w:r>
     </w:p>
     <w:p>
@@ -251,7 +363,7 @@
         <w:pBdr>
           <w:bottom w:val="single" w:color="1F4E5F" w:sz="6" w:space="2"/>
         </w:pBdr>
-        <w:spacing w:after="60" w:before="160"/>
+        <w:spacing w:after="51" w:before="160"/>
       </w:pPr>
       <w:r>
         <w:rPr>
@@ -263,7 +375,7 @@
           <w:sz w:val="20"/>
           <w:szCs w:val="20"/>
         </w:rPr>
-        <w:t xml:space="preserve">INDEPENDENT PROJECTS</w:t>
+        <w:t>INDEPENDENT PROJECTS</w:t>
       </w:r>
     </w:p>
     <w:p>
@@ -282,10 +394,10 @@
           <w:sz w:val="20"/>
           <w:szCs w:val="20"/>
         </w:rPr>
-        <w:t xml:space="preserve">FundersAI — AI-Powered Research Platform for Indian Stocks &amp; Mutual Funds</w:t>
-      </w:r>
-      <w:r>
-        <w:t xml:space="preserve">	</w:t>
+        <w:t>FundersAI — AI-Powered Research Platform for Indian Stocks &amp; Mutual Funds</w:t>
+      </w:r>
+      <w:r>
+        <w:tab/>
       </w:r>
       <w:r>
         <w:rPr>
@@ -296,18 +408,18 @@
           <w:sz w:val="19"/>
           <w:szCs w:val="19"/>
         </w:rPr>
-        <w:t xml:space="preserve">fundersai.co.in</w:t>
-      </w:r>
-    </w:p>
-    <w:p>
-      <w:pPr>
-        <w:spacing w:after="60"/>
-      </w:pPr>
-      <w:r>
-        <w:rPr>
-          <w:i/>
-        </w:rPr>
-        <w:t>Python, FastAPI, Next.js, Supabase/pgvector, LangGraph, Groq, OpenAI  |  ~143K source LOC, 856 files, 442 commits, 178 test files — OpenAI Build Week</w:t>
+        <w:t>fundersai.co.in</w:t>
+      </w:r>
+    </w:p>
+    <w:p>
+      <w:pPr>
+        <w:spacing w:after="51"/>
+      </w:pPr>
+      <w:r>
+        <w:rPr>
+          <w:i/>
+        </w:rPr>
+        <w:t>Python, FastAPI, Next.js, Supabase/pgvector, LangGraph, Groq, OpenAI  |  ~144K source LOC, 856 files, 442 commits, 178 test files — OpenAI Build Week</w:t>
       </w:r>
       <w:r>
         <w:rPr>
@@ -361,7 +473,7 @@
           <w:ilvl w:val="0"/>
           <w:numId w:val="2"/>
         </w:numPr>
-        <w:spacing w:after="45"/>
+        <w:spacing w:after="40"/>
       </w:pPr>
       <w:r>
         <w:t>Citation-Grounded RAG: built a seven-stage LangGraph workflow with retrieval grading, a query-rewrite loop, lexical reranking, citation-aware synthesis, and strict abstention when evidence is insufficient.</w:t>
@@ -374,7 +486,7 @@
           <w:ilvl w:val="0"/>
           <w:numId w:val="2"/>
         </w:numPr>
-        <w:spacing w:after="45"/>
+        <w:spacing w:after="40"/>
       </w:pPr>
       <w:r>
         <w:rPr>
@@ -387,7 +499,7 @@
           <w:sz w:val="19"/>
           <w:szCs w:val="19"/>
         </w:rPr>
-        <w:t xml:space="preserve">Multi-Agent Orchestration:</w:t>
+        <w:t>Multi-Agent Orchestration:</w:t>
       </w:r>
       <w:r>
         <w:rPr>
@@ -408,7 +520,7 @@
           <w:ilvl w:val="0"/>
           <w:numId w:val="2"/>
         </w:numPr>
-        <w:spacing w:after="45"/>
+        <w:spacing w:after="40"/>
       </w:pPr>
       <w:r>
         <w:rPr>
@@ -421,7 +533,7 @@
           <w:sz w:val="19"/>
           <w:szCs w:val="19"/>
         </w:rPr>
-        <w:t xml:space="preserve">Prompt Engineering:</w:t>
+        <w:t>Prompt Engineering:</w:t>
       </w:r>
       <w:r>
         <w:rPr>
@@ -451,10 +563,10 @@
           <w:sz w:val="20"/>
           <w:szCs w:val="20"/>
         </w:rPr>
-        <w:t xml:space="preserve">CareFlow Intelligence — Agentic RAG &amp; Fine-Tuning System</w:t>
-      </w:r>
-      <w:r>
-        <w:t xml:space="preserve">	</w:t>
+        <w:t>CareFlow Intelligence — Agentic RAG &amp; Fine-Tuning System</w:t>
+      </w:r>
+      <w:r>
+        <w:tab/>
       </w:r>
       <w:r>
         <w:rPr>
@@ -465,12 +577,11 @@
           <w:sz w:val="19"/>
           <w:szCs w:val="19"/>
         </w:rPr>
-        <w:t xml:space="preserve"/>
-      </w:r>
-    </w:p>
-    <w:p>
-      <w:pPr>
-        <w:spacing w:after="60"/>
+      </w:r>
+    </w:p>
+    <w:p>
+      <w:pPr>
+        <w:spacing w:after="51"/>
       </w:pPr>
       <w:r>
         <w:rPr>
@@ -491,7 +602,7 @@
           <w:ilvl w:val="0"/>
           <w:numId w:val="2"/>
         </w:numPr>
-        <w:spacing w:after="45"/>
+        <w:spacing w:after="40"/>
       </w:pPr>
       <w:r>
         <w:t>Agentic Citation-Grounded RAG: built a bounded-tool document agent with query reformulation and mandatory citation validation against PostgreSQL full-text indexes, backed by automated OpenFDA, PubMed, guideline, and media ingestion.</w:t>
@@ -504,7 +615,7 @@
           <w:ilvl w:val="0"/>
           <w:numId w:val="2"/>
         </w:numPr>
-        <w:spacing w:after="45"/>
+        <w:spacing w:after="40"/>
       </w:pPr>
       <w:r>
         <w:t>RAFT Fine-Tuning: generated training data with reference evidence, hard distractors, and abstention cases; fine-tuned Qwen2.5-1.5B via 4-bit QLoRA (rank 16, alpha 16), then quantized it to GGUF and served it locally via Ollama.</w:t>
@@ -526,10 +637,10 @@
           <w:sz w:val="20"/>
           <w:szCs w:val="20"/>
         </w:rPr>
-        <w:t xml:space="preserve">Other Projects</w:t>
-      </w:r>
-      <w:r>
-        <w:t xml:space="preserve">	</w:t>
+        <w:t>Other Projects</w:t>
+      </w:r>
+      <w:r>
+        <w:tab/>
       </w:r>
       <w:r>
         <w:rPr>
@@ -540,7 +651,6 @@
           <w:sz w:val="19"/>
           <w:szCs w:val="19"/>
         </w:rPr>
-        <w:t xml:space="preserve"/>
       </w:r>
     </w:p>
     <w:p>
@@ -550,7 +660,7 @@
           <w:ilvl w:val="0"/>
           <w:numId w:val="2"/>
         </w:numPr>
-        <w:spacing w:after="45"/>
+        <w:spacing w:after="40"/>
       </w:pPr>
       <w:r>
         <w:t>TalentOS (All Things Agentic Hackathon, Taskmaster Track): dual-pipeline opportunity platform using Google ADK, LangGraph, and Gemini on Vertex AI to generate human-reviewable resumes and pitches after deterministic pre-filtering (89.5% of ~2,900 postings/run eliminated before any LLM call), validated by a 373-test hermetic offline suite (~11s). FundersAI Reports: decoupled LangGraph report-synthesis service hosted on K3s/EC2. SQuAD QA Benchmarking: fine-tuned BERT, BiDAF, and DistilBERT; published as a research paper. GitResume: self-built evidence-backed resume CLI (PyPI: git-resume-agent, ~4K LOC, 28 commits) that validates managed claims before compiling Word/PDF output.</w:t>
@@ -561,7 +671,7 @@
         <w:pBdr>
           <w:bottom w:val="single" w:color="1F4E5F" w:sz="6" w:space="2"/>
         </w:pBdr>
-        <w:spacing w:after="60" w:before="160"/>
+        <w:spacing w:after="51" w:before="160"/>
       </w:pPr>
       <w:r>
         <w:rPr>
@@ -573,7 +683,7 @@
           <w:sz w:val="20"/>
           <w:szCs w:val="20"/>
         </w:rPr>
-        <w:t xml:space="preserve">EDUCATION &amp; ACHIEVEMENTS</w:t>
+        <w:t>EDUCATION &amp; ACHIEVEMENTS</w:t>
       </w:r>
     </w:p>
     <w:p>
@@ -592,10 +702,10 @@
           <w:sz w:val="20"/>
           <w:szCs w:val="20"/>
         </w:rPr>
-        <w:t xml:space="preserve">B.Tech, Computer Science Engineering (AI &amp; ML Specialization) — VIT Amaravati</w:t>
-      </w:r>
-      <w:r>
-        <w:t xml:space="preserve">	</w:t>
+        <w:t>B.Tech, Computer Science Engineering (AI &amp; ML Specialization) — VIT Amaravati</w:t>
+      </w:r>
+      <w:r>
+        <w:tab/>
       </w:r>
       <w:r>
         <w:rPr>
@@ -606,7 +716,7 @@
           <w:sz w:val="19"/>
           <w:szCs w:val="19"/>
         </w:rPr>
-        <w:t xml:space="preserve">June 2021 – Sept 2025</w:t>
+        <w:t>June 2021 – Sept 2025</w:t>
       </w:r>
     </w:p>
     <w:p>
@@ -622,7 +732,7 @@
           <w:sz w:val="19"/>
           <w:szCs w:val="19"/>
         </w:rPr>
-        <w:t xml:space="preserve">CGPA: 8.2/10  |  Published research paper on QA/NLP  |  Certifications: Azure Administrator Associate, AWS Certified Cloud Practitioner</w:t>
+        <w:t>CGPA: 8.2/10  |  Published research paper on QA/NLP  |  Certifications: Azure Administrator Associate, AWS Certified Cloud Practitioner</w:t>
       </w:r>
     </w:p>
     <w:sectPr>

--- a/public/resume/Naman_Manocha_GenAI_Engineer_Resume.docx
+++ b/public/resume/Naman_Manocha_GenAI_Engineer_Resume.docx
@@ -419,7 +419,7 @@
         <w:rPr>
           <w:i/>
         </w:rPr>
-        <w:t>Python, FastAPI, Next.js, Supabase/pgvector, LangGraph, Groq, OpenAI  |  ~144K source LOC, 856 files, 442 commits, 178 test files — OpenAI Build Week</w:t>
+        <w:t>Python, FastAPI, Next.js, Supabase/pgvector, LangGraph, Groq, OpenAI  |  ~144K source LOC, 858 files, 443 commits, 179 test files — OpenAI Build Week</w:t>
       </w:r>
       <w:r>
         <w:rPr>

--- a/public/resume/Naman_Manocha_GenAI_Engineer_Resume.docx
+++ b/public/resume/Naman_Manocha_GenAI_Engineer_Resume.docx
@@ -48,7 +48,7 @@
           <w:sz w:val="18"/>
           <w:szCs w:val="18"/>
         </w:rPr>
-        <w:t xml:space="preserve">Kolkata, India  |  8530356515  |  namanmanocha42248@gmail.com  |  </w:t>
+        <w:t xml:space="preserve">Mumbai, India  |  8530356515  |  namanmanocha42248@gmail.com  |  </w:t>
       </w:r>
       <w:hyperlink w:history="1" r:id="rId6dcwd4f8juy-3tcp2zunr">
         <w:r>

--- a/public/resume/Naman_Manocha_GenAI_Engineer_Resume.docx
+++ b/public/resume/Naman_Manocha_GenAI_Engineer_Resume.docx
@@ -222,7 +222,7 @@
           <w:sz w:val="18"/>
           <w:szCs w:val="18"/>
         </w:rPr>
-        <w:t>Remote  |  Three client-style ML project briefs</w:t>
+        <w:t>Vantara Retail (client PRD): built leakage-safe churn and 90-day customer-value pipeline on 1M+ retail transactions (monthly point-in-time snapshots, calibrated risk, test ROC-AUC 0.76); SHAP/LIME drivers translated into plain-English retention narratives and a rule-based recommendation engine, served via FastAPI, PostgreSQL, Docker, and Streamlit.</w:t>
       </w:r>
     </w:p>
     <w:p>
@@ -243,7 +243,7 @@
           <w:sz w:val="19"/>
           <w:szCs w:val="19"/>
         </w:rPr>
-        <w:t>Vantara: built churn and 90-day customer-value pipeline on 1M+ retail transactions with leakage-safe features; SHAP/LIME drivers translated into plain-English retention narratives, served via FastAPI, Streamlit, and Docker.</w:t>
+        <w:t>Northgate (quant research PRD): building return forecasts for 10 large-cap US stocks (4 ML and 4 deep-learning models vs. a random-walk baseline), testing whether session-aligned FinBERT news sentiment improves accuracy.</w:t>
       </w:r>
     </w:p>
     <w:p>
@@ -264,28 +264,7 @@
           <w:sz w:val="19"/>
           <w:szCs w:val="19"/>
         </w:rPr>
-        <w:t>Northgate: building return forecasts for 10 large-cap US stocks (4 ML and 4 deep-learning models vs. a random-walk baseline) with FinBERT news-sentiment features, testing whether sentiment improves forecasts.</w:t>
-      </w:r>
-    </w:p>
-    <w:p>
-      <w:pPr>
-        <w:pStyle w:val="ListParagraph"/>
-        <w:numPr>
-          <w:ilvl w:val="0"/>
-          <w:numId w:val="2"/>
-        </w:numPr>
-        <w:spacing w:after="40"/>
-      </w:pPr>
-      <w:r>
-        <w:rPr>
-          <w:rFonts w:ascii="Calibri" w:cs="Calibri" w:eastAsia="Calibri" w:hAnsi="Calibri"/>
-          <w:i w:val="false"/>
-          <w:iCs w:val="false"/>
-          <w:color w:val="1A1A1A"/>
-          <w:sz w:val="19"/>
-          <w:szCs w:val="19"/>
-        </w:rPr>
-        <w:t>FlowCast: building traffic, congestion, and accident-risk forecasts (30–120 min ahead) with classical ML and from-scratch LSTM/GRU models in PyTorch.</w:t>
+        <w:t>FlowCast (Meridian Mobility PRD): building traffic, congestion, and accident-risk forecasts for a 25-segment corridor (178K sensor rows) with classical ML and from-scratch LSTM/GRU models in PyTorch.</w:t>
       </w:r>
     </w:p>
     <w:p>
